--- a/A4_AlbanBichig.docx
+++ b/A4_AlbanBichig.docx
@@ -21,6 +21,9 @@
         <w:gridCol w:w="5046"/>
       </w:tblGrid>
       <w:tr>
+        <w:trPr>
+          <w:trHeight w:val="9639" w:hRule="atLeast"/>
+        </w:trPr>
         <w:tc>
           <w:tcPr>
             <w:tcW w:type="dxa" w:w="2098"/>

--- a/A4_AlbanBichig.docx
+++ b/A4_AlbanBichig.docx
@@ -44,6 +44,12 @@
                 <w:sz w:val="32"/>
               </w:rPr>
               <w:t>{{addressee}}</w:t>
+              <w:br/>
+              <w:br/>
+              <w:br/>
+              <w:br/>
+              <w:br/>
+              <w:br/>
               <w:br/>
               <w:br/>
               <w:br/>

--- a/A4_AlbanBichig.docx
+++ b/A4_AlbanBichig.docx
@@ -17,7 +17,8 @@
       </w:tblPr>
       <w:tblGrid>
         <w:gridCol w:w="5046"/>
-        <w:gridCol w:w="5046"/>
+        <w:gridCol w:w="2200"/>
+        <w:gridCol w:w="2200"/>
         <w:gridCol w:w="5046"/>
       </w:tblGrid>
       <w:tr>
@@ -33,9 +34,10 @@
         </w:tc>
         <w:tc>
           <w:tcPr>
-            <w:tcW w:type="dxa" w:w="2494"/>
-            <w:tcW w:w="2494" w:type="dxa"/>
+            <w:tcW w:type="dxa" w:w="2200"/>
+            <w:tcW w:w="2200" w:type="dxa"/>
             <w:textDirection w:val="tbLrV"/>
+            <w:vAlign w:val="top"/>
           </w:tcPr>
           <w:p>
             <w:r>
@@ -44,23 +46,30 @@
                 <w:sz w:val="32"/>
               </w:rPr>
               <w:t>{{addressee}}</w:t>
-              <w:br/>
-              <w:br/>
-              <w:br/>
-              <w:br/>
-              <w:br/>
-              <w:br/>
-              <w:br/>
-              <w:br/>
-              <w:br/>
+            </w:r>
+          </w:p>
+        </w:tc>
+        <w:tc>
+          <w:tcPr>
+            <w:tcW w:type="dxa" w:w="2200"/>
+            <w:tcW w:w="2200" w:type="dxa"/>
+            <w:textDirection w:val="tbLrV"/>
+            <w:vAlign w:val="bottom"/>
+          </w:tcPr>
+          <w:p>
+            <w:r>
+              <w:rPr>
+                <w:rFonts w:ascii="Mongolian Baiti" w:hAnsi="Mongolian Baiti" w:eastAsia="Mongolian Baiti" w:cs="Mongolian Baiti"/>
+                <w:sz w:val="32"/>
+              </w:rPr>
               <w:t>{{subject}}</w:t>
             </w:r>
           </w:p>
         </w:tc>
         <w:tc>
           <w:tcPr>
-            <w:tcW w:type="dxa" w:w="10545"/>
-            <w:tcW w:w="10544" w:type="dxa"/>
+            <w:tcW w:type="dxa" w:w="8644"/>
+            <w:tcW w:w="8644" w:type="dxa"/>
             <w:textDirection w:val="tbLrV"/>
           </w:tcPr>
           <w:p>
